--- a/RVfpga/RVfpgaEL2/RVfpga_NexysVideo-NoDDR/Labs/Lab13/RVfpga_Lab13_VeeR-EL2_NexysVideo-NoDDR.docx
+++ b/RVfpga/RVfpgaEL2/RVfpga_NexysVideo-NoDDR/Labs/Lab13/RVfpga_Lab13_VeeR-EL2_NexysVideo-NoDDR.docx
@@ -738,7 +738,7 @@
         <w:rPr>
           <w:rFonts w:cs="Arial"/>
         </w:rPr>
-        <w:t>Nexys A7</w:t>
+        <w:t>Nexys Video Video</w:t>
       </w:r>
       <w:r>
         <w:rPr>
@@ -2187,21 +2187,21 @@
           <w:i/>
           <w:iCs/>
         </w:rPr>
-        <w:t>[</w:t>
+        <w:t>[RVfpgaEL2</w:t>
       </w:r>
       <w:r>
         <w:rPr>
           <w:i/>
           <w:iCs/>
         </w:rPr>
-        <w:t>RVfpgaEL2NexysA7DDRPath</w:t>
+        <w:t>Nexys Video</w:t>
       </w:r>
       <w:r>
         <w:rPr>
           <w:i/>
           <w:iCs/>
         </w:rPr>
-        <w:t>]</w:t>
+        <w:t>VideoNoDDRPath]</w:t>
       </w:r>
       <w:r>
         <w:rPr>
@@ -3002,21 +3002,21 @@
           <w:i/>
           <w:iCs/>
         </w:rPr>
-        <w:t>[</w:t>
+        <w:t>[RVfpgaEL2</w:t>
       </w:r>
       <w:r>
         <w:rPr>
           <w:i/>
           <w:iCs/>
         </w:rPr>
-        <w:t>RVfpgaEL2NexysA7DDRPath</w:t>
+        <w:t>Nexys Video</w:t>
       </w:r>
       <w:r>
         <w:rPr>
           <w:i/>
           <w:iCs/>
         </w:rPr>
-        <w:t>]</w:t>
+        <w:t>VideoNoDDRPath]</w:t>
       </w:r>
       <w:r>
         <w:rPr>
@@ -3160,7 +3160,7 @@
           <w:i/>
           <w:iCs/>
         </w:rPr>
-        <w:t>[</w:t>
+        <w:t>[RVfpgaEL2</w:t>
       </w:r>
       <w:r>
         <w:rPr>
@@ -3168,7 +3168,7 @@
           <w:i/>
           <w:iCs/>
         </w:rPr>
-        <w:t>RVfpgaEL2NexysA7DDRPath</w:t>
+        <w:t>Nexys Video</w:t>
       </w:r>
       <w:r>
         <w:rPr>
@@ -3176,7 +3176,15 @@
           <w:i/>
           <w:iCs/>
         </w:rPr>
-        <w:t>]/Labs</w:t>
+        <w:t>VideoNoDDRPath]</w:t>
+      </w:r>
+      <w:r>
+        <w:rPr>
+          <w:rFonts w:cs="Arial"/>
+          <w:i/>
+          <w:iCs/>
+        </w:rPr>
+        <w:t>/Labs</w:t>
       </w:r>
       <w:r>
         <w:rPr>
@@ -4390,7 +4398,7 @@
           <v:shape id="_x0000_i1025" type="#_x0000_t75" style="width:578.8pt;height:230.45pt" o:ole="">
             <v:imagedata r:id="rId13" o:title=""/>
           </v:shape>
-          <o:OLEObject Type="Embed" ProgID="Visio.Drawing.15" ShapeID="_x0000_i1025" DrawAspect="Content" ObjectID="_1821804186" r:id="rId14"/>
+          <o:OLEObject Type="Embed" ProgID="Visio.Drawing.15" ShapeID="_x0000_i1025" DrawAspect="Content" ObjectID="_1821806360" r:id="rId14"/>
         </w:object>
       </w:r>
     </w:p>
@@ -7127,21 +7135,21 @@
           <w:i/>
           <w:iCs/>
         </w:rPr>
-        <w:t>[</w:t>
+        <w:t>[RVfpgaEL2</w:t>
       </w:r>
       <w:r>
         <w:rPr>
           <w:i/>
           <w:iCs/>
         </w:rPr>
-        <w:t>RVfpgaEL2NexysA7DDRPath</w:t>
+        <w:t>Nexys Video</w:t>
       </w:r>
       <w:r>
         <w:rPr>
           <w:i/>
           <w:iCs/>
         </w:rPr>
-        <w:t>]</w:t>
+        <w:t>VideoNoDDRPath]</w:t>
       </w:r>
       <w:r>
         <w:rPr>
@@ -8816,7 +8824,7 @@
           <v:shape id="_x0000_i1026" type="#_x0000_t75" style="width:579.55pt;height:162pt" o:ole="">
             <v:imagedata r:id="rId17" o:title=""/>
           </v:shape>
-          <o:OLEObject Type="Embed" ProgID="Visio.Drawing.15" ShapeID="_x0000_i1026" DrawAspect="Content" ObjectID="_1821804187" r:id="rId18"/>
+          <o:OLEObject Type="Embed" ProgID="Visio.Drawing.15" ShapeID="_x0000_i1026" DrawAspect="Content" ObjectID="_1821806361" r:id="rId18"/>
         </w:object>
       </w:r>
     </w:p>
@@ -11279,21 +11287,21 @@
           <w:i/>
           <w:iCs/>
         </w:rPr>
-        <w:t>[</w:t>
+        <w:t>[RVfpgaEL2</w:t>
       </w:r>
       <w:r>
         <w:rPr>
           <w:i/>
           <w:iCs/>
         </w:rPr>
-        <w:t>RVfpgaEL2NexysA7DDRPath</w:t>
+        <w:t>Nexys Video</w:t>
       </w:r>
       <w:r>
         <w:rPr>
           <w:i/>
           <w:iCs/>
         </w:rPr>
-        <w:t>]</w:t>
+        <w:t>VideoNoDDRPath]</w:t>
       </w:r>
       <w:r>
         <w:rPr>
@@ -11605,7 +11613,7 @@
           <v:shape id="_x0000_i1027" type="#_x0000_t75" style="width:553.4pt;height:270.35pt" o:ole="">
             <v:imagedata r:id="rId19" o:title=""/>
           </v:shape>
-          <o:OLEObject Type="Embed" ProgID="Visio.Drawing.15" ShapeID="_x0000_i1027" DrawAspect="Content" ObjectID="_1821804189" r:id="rId20"/>
+          <o:OLEObject Type="Embed" ProgID="Visio.Drawing.15" ShapeID="_x0000_i1027" DrawAspect="Content" ObjectID="_1821806362" r:id="rId20"/>
         </w:object>
       </w:r>
     </w:p>
@@ -11873,10 +11881,12 @@
     <w:p>
       <w:pPr>
         <w:sectPr>
-          <w:headerReference w:type="default" r:id="rId21"/>
-          <w:footerReference w:type="default" r:id="rId22"/>
-          <w:headerReference w:type="first" r:id="rId23"/>
-          <w:footerReference w:type="first" r:id="rId24"/>
+          <w:headerReference w:type="even" r:id="rId21"/>
+          <w:headerReference w:type="default" r:id="rId22"/>
+          <w:footerReference w:type="even" r:id="rId23"/>
+          <w:footerReference w:type="default" r:id="rId24"/>
+          <w:headerReference w:type="first" r:id="rId25"/>
+          <w:footerReference w:type="first" r:id="rId26"/>
           <w:pgSz w:w="11906" w:h="16838"/>
           <w:pgMar w:top="1800" w:right="1440" w:bottom="1440" w:left="1440" w:header="706" w:footer="389" w:gutter="0"/>
           <w:cols w:space="720"/>
@@ -12197,7 +12207,7 @@
                     <pic:cNvPicPr/>
                   </pic:nvPicPr>
                   <pic:blipFill>
-                    <a:blip r:embed="rId25">
+                    <a:blip r:embed="rId27">
                       <a:extLst>
                         <a:ext uri="{28A0092B-C50C-407E-A947-70E740481C1C}">
                           <a14:useLocalDpi xmlns:a14="http://schemas.microsoft.com/office/drawing/2010/main" val="0"/>
@@ -13520,7 +13530,7 @@
                     <pic:cNvPicPr/>
                   </pic:nvPicPr>
                   <pic:blipFill>
-                    <a:blip r:embed="rId26">
+                    <a:blip r:embed="rId28">
                       <a:extLst>
                         <a:ext uri="{28A0092B-C50C-407E-A947-70E740481C1C}">
                           <a14:useLocalDpi xmlns:a14="http://schemas.microsoft.com/office/drawing/2010/main" val="0"/>
@@ -13711,6 +13721,16 @@
 </file>
 
 <file path=word/footer1.xml><?xml version="1.0" encoding="utf-8"?>
+<w:ftr xmlns:wpc="http://schemas.microsoft.com/office/word/2010/wordprocessingCanvas" xmlns:cx="http://schemas.microsoft.com/office/drawing/2014/chartex" xmlns:cx1="http://schemas.microsoft.com/office/drawing/2015/9/8/chartex" xmlns:cx2="http://schemas.microsoft.com/office/drawing/2015/10/21/chartex" xmlns:cx3="http://schemas.microsoft.com/office/drawing/2016/5/9/chartex" xmlns:cx4="http://schemas.microsoft.com/office/drawing/2016/5/10/chartex" xmlns:cx5="http://schemas.microsoft.com/office/drawing/2016/5/11/chartex" xmlns:cx6="http://schemas.microsoft.com/office/drawing/2016/5/12/chartex" xmlns:cx7="http://schemas.microsoft.com/office/drawing/2016/5/13/chartex" xmlns:cx8="http://schemas.microsoft.com/office/drawing/2016/5/14/chartex" xmlns:mc="http://schemas.openxmlformats.org/markup-compatibility/2006" xmlns:aink="http://schemas.microsoft.com/office/drawing/2016/ink" xmlns:am3d="http://schemas.microsoft.com/office/drawing/2017/model3d" xmlns:o="urn:schemas-microsoft-com:office:office" xmlns:oel="http://schemas.microsoft.com/office/2019/extlst" xmlns:r="http://schemas.openxmlformats.org/officeDocument/2006/relationships" xmlns:m="http://schemas.openxmlformats.org/officeDocument/2006/math" xmlns:v="urn:schemas-microsoft-com:vml" xmlns:wp14="http://schemas.microsoft.com/office/word/2010/wordprocessingDrawing" xmlns:wp="http://schemas.openxmlformats.org/drawingml/2006/wordprocessingDrawing" xmlns:w10="urn:schemas-microsoft-com:office:word" xmlns:w="http://schemas.openxmlformats.org/wordprocessingml/2006/main" xmlns:w14="http://schemas.microsoft.com/office/word/2010/wordml" xmlns:w15="http://schemas.microsoft.com/office/word/2012/wordml" xmlns:w16cex="http://schemas.microsoft.com/office/word/2018/wordml/cex" xmlns:w16cid="http://schemas.microsoft.com/office/word/2016/wordml/cid" xmlns:w16="http://schemas.microsoft.com/office/word/2018/wordml" xmlns:w16du="http://schemas.microsoft.com/office/word/2023/wordml/word16du" xmlns:w16sdtdh="http://schemas.microsoft.com/office/word/2020/wordml/sdtdatahash" xmlns:w16sdtfl="http://schemas.microsoft.com/office/word/2024/wordml/sdtformatlock" xmlns:w16se="http://schemas.microsoft.com/office/word/2015/wordml/symex" xmlns:wpg="http://schemas.microsoft.com/office/word/2010/wordprocessingGroup" xmlns:wpi="http://schemas.microsoft.com/office/word/2010/wordprocessingInk" xmlns:wne="http://schemas.microsoft.com/office/word/2006/wordml" xmlns:wps="http://schemas.microsoft.com/office/word/2010/wordprocessingShape" mc:Ignorable="w14 w15 w16se w16cid w16 w16cex w16sdtdh w16sdtfl w16du wp14">
+  <w:p>
+    <w:pPr>
+      <w:pStyle w:val="a9"/>
+    </w:pPr>
+  </w:p>
+</w:ftr>
+</file>
+
+<file path=word/footer2.xml><?xml version="1.0" encoding="utf-8"?>
 <w:ftr xmlns:wpc="http://schemas.microsoft.com/office/word/2010/wordprocessingCanvas" xmlns:cx="http://schemas.microsoft.com/office/drawing/2014/chartex" xmlns:cx1="http://schemas.microsoft.com/office/drawing/2015/9/8/chartex" xmlns:cx2="http://schemas.microsoft.com/office/drawing/2015/10/21/chartex" xmlns:cx3="http://schemas.microsoft.com/office/drawing/2016/5/9/chartex" xmlns:cx4="http://schemas.microsoft.com/office/drawing/2016/5/10/chartex" xmlns:cx5="http://schemas.microsoft.com/office/drawing/2016/5/11/chartex" xmlns:cx6="http://schemas.microsoft.com/office/drawing/2016/5/12/chartex" xmlns:cx7="http://schemas.microsoft.com/office/drawing/2016/5/13/chartex" xmlns:cx8="http://schemas.microsoft.com/office/drawing/2016/5/14/chartex" xmlns:mc="http://schemas.openxmlformats.org/markup-compatibility/2006" xmlns:aink="http://schemas.microsoft.com/office/drawing/2016/ink" xmlns:am3d="http://schemas.microsoft.com/office/drawing/2017/model3d" xmlns:o="urn:schemas-microsoft-com:office:office" xmlns:oel="http://schemas.microsoft.com/office/2019/extlst" xmlns:r="http://schemas.openxmlformats.org/officeDocument/2006/relationships" xmlns:m="http://schemas.openxmlformats.org/officeDocument/2006/math" xmlns:v="urn:schemas-microsoft-com:vml" xmlns:wp14="http://schemas.microsoft.com/office/word/2010/wordprocessingDrawing" xmlns:wp="http://schemas.openxmlformats.org/drawingml/2006/wordprocessingDrawing" xmlns:w10="urn:schemas-microsoft-com:office:word" xmlns:w="http://schemas.openxmlformats.org/wordprocessingml/2006/main" xmlns:w14="http://schemas.microsoft.com/office/word/2010/wordml" xmlns:w15="http://schemas.microsoft.com/office/word/2012/wordml" xmlns:w16cex="http://schemas.microsoft.com/office/word/2018/wordml/cex" xmlns:w16cid="http://schemas.microsoft.com/office/word/2016/wordml/cid" xmlns:w16="http://schemas.microsoft.com/office/word/2018/wordml" xmlns:w16du="http://schemas.microsoft.com/office/word/2023/wordml/word16du" xmlns:w16sdtdh="http://schemas.microsoft.com/office/word/2020/wordml/sdtdatahash" xmlns:w16sdtfl="http://schemas.microsoft.com/office/word/2024/wordml/sdtformatlock" xmlns:w16se="http://schemas.microsoft.com/office/word/2015/wordml/symex" xmlns:wpg="http://schemas.microsoft.com/office/word/2010/wordprocessingGroup" xmlns:wpi="http://schemas.microsoft.com/office/word/2010/wordprocessingInk" xmlns:wne="http://schemas.microsoft.com/office/word/2006/wordml" xmlns:wps="http://schemas.microsoft.com/office/word/2010/wordprocessingShape" mc:Ignorable="w14 w15 w16se w16cid w16 w16cex w16sdtdh w16sdtfl w16du wp14">
   <w:p>
     <w:pPr>
@@ -13844,7 +13864,7 @@
 </w:ftr>
 </file>
 
-<file path=word/footer2.xml><?xml version="1.0" encoding="utf-8"?>
+<file path=word/footer3.xml><?xml version="1.0" encoding="utf-8"?>
 <w:ftr xmlns:wpc="http://schemas.microsoft.com/office/word/2010/wordprocessingCanvas" xmlns:cx="http://schemas.microsoft.com/office/drawing/2014/chartex" xmlns:cx1="http://schemas.microsoft.com/office/drawing/2015/9/8/chartex" xmlns:cx2="http://schemas.microsoft.com/office/drawing/2015/10/21/chartex" xmlns:cx3="http://schemas.microsoft.com/office/drawing/2016/5/9/chartex" xmlns:cx4="http://schemas.microsoft.com/office/drawing/2016/5/10/chartex" xmlns:cx5="http://schemas.microsoft.com/office/drawing/2016/5/11/chartex" xmlns:cx6="http://schemas.microsoft.com/office/drawing/2016/5/12/chartex" xmlns:cx7="http://schemas.microsoft.com/office/drawing/2016/5/13/chartex" xmlns:cx8="http://schemas.microsoft.com/office/drawing/2016/5/14/chartex" xmlns:mc="http://schemas.openxmlformats.org/markup-compatibility/2006" xmlns:aink="http://schemas.microsoft.com/office/drawing/2016/ink" xmlns:am3d="http://schemas.microsoft.com/office/drawing/2017/model3d" xmlns:o="urn:schemas-microsoft-com:office:office" xmlns:oel="http://schemas.microsoft.com/office/2019/extlst" xmlns:r="http://schemas.openxmlformats.org/officeDocument/2006/relationships" xmlns:m="http://schemas.openxmlformats.org/officeDocument/2006/math" xmlns:v="urn:schemas-microsoft-com:vml" xmlns:wp14="http://schemas.microsoft.com/office/word/2010/wordprocessingDrawing" xmlns:wp="http://schemas.openxmlformats.org/drawingml/2006/wordprocessingDrawing" xmlns:w10="urn:schemas-microsoft-com:office:word" xmlns:w="http://schemas.openxmlformats.org/wordprocessingml/2006/main" xmlns:w14="http://schemas.microsoft.com/office/word/2010/wordml" xmlns:w15="http://schemas.microsoft.com/office/word/2012/wordml" xmlns:w16cex="http://schemas.microsoft.com/office/word/2018/wordml/cex" xmlns:w16cid="http://schemas.microsoft.com/office/word/2016/wordml/cid" xmlns:w16="http://schemas.microsoft.com/office/word/2018/wordml" xmlns:w16du="http://schemas.microsoft.com/office/word/2023/wordml/word16du" xmlns:w16sdtdh="http://schemas.microsoft.com/office/word/2020/wordml/sdtdatahash" xmlns:w16sdtfl="http://schemas.microsoft.com/office/word/2024/wordml/sdtformatlock" xmlns:w16se="http://schemas.microsoft.com/office/word/2015/wordml/symex" xmlns:wpg="http://schemas.microsoft.com/office/word/2010/wordprocessingGroup" xmlns:wpi="http://schemas.microsoft.com/office/word/2010/wordprocessingInk" xmlns:wne="http://schemas.microsoft.com/office/word/2006/wordml" xmlns:wps="http://schemas.microsoft.com/office/word/2010/wordprocessingShape" mc:Ignorable="w14 w15 w16se w16cid w16 w16cex w16sdtdh w16sdtfl w16du wp14">
   <w:p>
     <w:pPr>
@@ -13963,6 +13983,16 @@
     <w:pPr>
       <w:pStyle w:val="ab"/>
     </w:pPr>
+  </w:p>
+</w:hdr>
+</file>
+
+<file path=word/header2.xml><?xml version="1.0" encoding="utf-8"?>
+<w:hdr xmlns:wpc="http://schemas.microsoft.com/office/word/2010/wordprocessingCanvas" xmlns:cx="http://schemas.microsoft.com/office/drawing/2014/chartex" xmlns:cx1="http://schemas.microsoft.com/office/drawing/2015/9/8/chartex" xmlns:cx2="http://schemas.microsoft.com/office/drawing/2015/10/21/chartex" xmlns:cx3="http://schemas.microsoft.com/office/drawing/2016/5/9/chartex" xmlns:cx4="http://schemas.microsoft.com/office/drawing/2016/5/10/chartex" xmlns:cx5="http://schemas.microsoft.com/office/drawing/2016/5/11/chartex" xmlns:cx6="http://schemas.microsoft.com/office/drawing/2016/5/12/chartex" xmlns:cx7="http://schemas.microsoft.com/office/drawing/2016/5/13/chartex" xmlns:cx8="http://schemas.microsoft.com/office/drawing/2016/5/14/chartex" xmlns:mc="http://schemas.openxmlformats.org/markup-compatibility/2006" xmlns:aink="http://schemas.microsoft.com/office/drawing/2016/ink" xmlns:am3d="http://schemas.microsoft.com/office/drawing/2017/model3d" xmlns:o="urn:schemas-microsoft-com:office:office" xmlns:oel="http://schemas.microsoft.com/office/2019/extlst" xmlns:r="http://schemas.openxmlformats.org/officeDocument/2006/relationships" xmlns:m="http://schemas.openxmlformats.org/officeDocument/2006/math" xmlns:v="urn:schemas-microsoft-com:vml" xmlns:wp14="http://schemas.microsoft.com/office/word/2010/wordprocessingDrawing" xmlns:wp="http://schemas.openxmlformats.org/drawingml/2006/wordprocessingDrawing" xmlns:w10="urn:schemas-microsoft-com:office:word" xmlns:w="http://schemas.openxmlformats.org/wordprocessingml/2006/main" xmlns:w14="http://schemas.microsoft.com/office/word/2010/wordml" xmlns:w15="http://schemas.microsoft.com/office/word/2012/wordml" xmlns:w16cex="http://schemas.microsoft.com/office/word/2018/wordml/cex" xmlns:w16cid="http://schemas.microsoft.com/office/word/2016/wordml/cid" xmlns:w16="http://schemas.microsoft.com/office/word/2018/wordml" xmlns:w16du="http://schemas.microsoft.com/office/word/2023/wordml/word16du" xmlns:w16sdtdh="http://schemas.microsoft.com/office/word/2020/wordml/sdtdatahash" xmlns:w16sdtfl="http://schemas.microsoft.com/office/word/2024/wordml/sdtformatlock" xmlns:w16se="http://schemas.microsoft.com/office/word/2015/wordml/symex" xmlns:wpg="http://schemas.microsoft.com/office/word/2010/wordprocessingGroup" xmlns:wpi="http://schemas.microsoft.com/office/word/2010/wordprocessingInk" xmlns:wne="http://schemas.microsoft.com/office/word/2006/wordml" xmlns:wps="http://schemas.microsoft.com/office/word/2010/wordprocessingShape" mc:Ignorable="w14 w15 w16se w16cid w16 w16cex w16sdtdh w16sdtfl w16du wp14">
+  <w:p>
+    <w:pPr>
+      <w:pStyle w:val="ab"/>
+    </w:pPr>
     <w:r>
       <w:rPr>
         <w:noProof/>
@@ -14018,7 +14048,7 @@
 </w:hdr>
 </file>
 
-<file path=word/header2.xml><?xml version="1.0" encoding="utf-8"?>
+<file path=word/header3.xml><?xml version="1.0" encoding="utf-8"?>
 <w:hdr xmlns:wpc="http://schemas.microsoft.com/office/word/2010/wordprocessingCanvas" xmlns:cx="http://schemas.microsoft.com/office/drawing/2014/chartex" xmlns:cx1="http://schemas.microsoft.com/office/drawing/2015/9/8/chartex" xmlns:cx2="http://schemas.microsoft.com/office/drawing/2015/10/21/chartex" xmlns:cx3="http://schemas.microsoft.com/office/drawing/2016/5/9/chartex" xmlns:cx4="http://schemas.microsoft.com/office/drawing/2016/5/10/chartex" xmlns:cx5="http://schemas.microsoft.com/office/drawing/2016/5/11/chartex" xmlns:cx6="http://schemas.microsoft.com/office/drawing/2016/5/12/chartex" xmlns:cx7="http://schemas.microsoft.com/office/drawing/2016/5/13/chartex" xmlns:cx8="http://schemas.microsoft.com/office/drawing/2016/5/14/chartex" xmlns:mc="http://schemas.openxmlformats.org/markup-compatibility/2006" xmlns:aink="http://schemas.microsoft.com/office/drawing/2016/ink" xmlns:am3d="http://schemas.microsoft.com/office/drawing/2017/model3d" xmlns:o="urn:schemas-microsoft-com:office:office" xmlns:oel="http://schemas.microsoft.com/office/2019/extlst" xmlns:r="http://schemas.openxmlformats.org/officeDocument/2006/relationships" xmlns:m="http://schemas.openxmlformats.org/officeDocument/2006/math" xmlns:v="urn:schemas-microsoft-com:vml" xmlns:wp14="http://schemas.microsoft.com/office/word/2010/wordprocessingDrawing" xmlns:wp="http://schemas.openxmlformats.org/drawingml/2006/wordprocessingDrawing" xmlns:w10="urn:schemas-microsoft-com:office:word" xmlns:w="http://schemas.openxmlformats.org/wordprocessingml/2006/main" xmlns:w14="http://schemas.microsoft.com/office/word/2010/wordml" xmlns:w15="http://schemas.microsoft.com/office/word/2012/wordml" xmlns:w16cex="http://schemas.microsoft.com/office/word/2018/wordml/cex" xmlns:w16cid="http://schemas.microsoft.com/office/word/2016/wordml/cid" xmlns:w16="http://schemas.microsoft.com/office/word/2018/wordml" xmlns:w16du="http://schemas.microsoft.com/office/word/2023/wordml/word16du" xmlns:w16sdtdh="http://schemas.microsoft.com/office/word/2020/wordml/sdtdatahash" xmlns:w16sdtfl="http://schemas.microsoft.com/office/word/2024/wordml/sdtformatlock" xmlns:w16se="http://schemas.microsoft.com/office/word/2015/wordml/symex" xmlns:wpg="http://schemas.microsoft.com/office/word/2010/wordprocessingGroup" xmlns:wpi="http://schemas.microsoft.com/office/word/2010/wordprocessingInk" xmlns:wne="http://schemas.microsoft.com/office/word/2006/wordml" xmlns:wps="http://schemas.microsoft.com/office/word/2010/wordprocessingShape" mc:Ignorable="w14 w15 w16se w16cid w16 w16cex w16sdtdh w16sdtfl w16du wp14">
   <w:tbl>
     <w:tblPr>

--- a/RVfpga/RVfpgaEL2/RVfpga_NexysVideo-NoDDR/Labs/Lab13/RVfpga_Lab13_VeeR-EL2_NexysVideo-NoDDR.docx
+++ b/RVfpga/RVfpgaEL2/RVfpga_NexysVideo-NoDDR/Labs/Lab13/RVfpga_Lab13_VeeR-EL2_NexysVideo-NoDDR.docx
@@ -738,7 +738,25 @@
         <w:rPr>
           <w:rFonts w:cs="Arial"/>
         </w:rPr>
-        <w:t>Nexys Video Video</w:t>
+        <w:t xml:space="preserve">Nexys </w:t>
+      </w:r>
+      <w:r>
+        <w:rPr>
+          <w:rFonts w:cs="Arial"/>
+        </w:rPr>
+        <w:t>Video</w:t>
+      </w:r>
+      <w:r>
+        <w:rPr>
+          <w:rFonts w:cs="Arial"/>
+        </w:rPr>
+        <w:t xml:space="preserve"> </w:t>
+      </w:r>
+      <w:r>
+        <w:rPr>
+          <w:rFonts w:cs="Arial"/>
+        </w:rPr>
+        <w:t>Video</w:t>
       </w:r>
       <w:r>
         <w:rPr>
@@ -2194,14 +2212,21 @@
           <w:i/>
           <w:iCs/>
         </w:rPr>
-        <w:t>Nexys Video</w:t>
+        <w:t xml:space="preserve">Nexys </w:t>
       </w:r>
       <w:r>
         <w:rPr>
           <w:i/>
           <w:iCs/>
         </w:rPr>
-        <w:t>VideoNoDDRPath]</w:t>
+        <w:t>Video</w:t>
+      </w:r>
+      <w:r>
+        <w:rPr>
+          <w:i/>
+          <w:iCs/>
+        </w:rPr>
+        <w:t>NoDDRPath]</w:t>
       </w:r>
       <w:r>
         <w:rPr>
@@ -3009,158 +3034,157 @@
           <w:i/>
           <w:iCs/>
         </w:rPr>
-        <w:t>Nexys Video</w:t>
+        <w:t xml:space="preserve">Nexys </w:t>
       </w:r>
       <w:r>
         <w:rPr>
           <w:i/>
           <w:iCs/>
         </w:rPr>
-        <w:t>VideoNoDDRPath]</w:t>
+        <w:t>Video</w:t>
       </w:r>
       <w:r>
         <w:rPr>
           <w:i/>
           <w:iCs/>
         </w:rPr>
-        <w:t>/Labs/Lab13</w:t>
+        <w:t>NoDDRPath]</w:t>
       </w:r>
       <w:r>
         <w:rPr>
           <w:i/>
           <w:iCs/>
         </w:rPr>
-        <w:t>/LW_Instruction</w:t>
+        <w:t>/Labs/Lab13</w:t>
       </w:r>
       <w:r>
         <w:rPr>
           <w:i/>
           <w:iCs/>
         </w:rPr>
-        <w:t>_DCCM</w:t>
+        <w:t>/LW_Instruction</w:t>
       </w:r>
       <w:r>
         <w:rPr>
           <w:i/>
           <w:iCs/>
         </w:rPr>
-        <w:t>/</w:t>
+        <w:t>_DCCM</w:t>
       </w:r>
       <w:r>
         <w:rPr>
           <w:i/>
           <w:iCs/>
         </w:rPr>
-        <w:t>libraries/Ldscript.ld</w:t>
-      </w:r>
-      <w:r>
-        <w:t xml:space="preserve">) </w:t>
-      </w:r>
-      <w:r>
-        <w:t>will take care of the proper address assignments.</w:t>
-      </w:r>
-    </w:p>
-    <w:p>
-      <w:pPr>
-        <w:shd w:val="clear" w:color="auto" w:fill="FFFFFF" w:themeFill="background1"/>
-      </w:pPr>
-    </w:p>
-    <w:p>
-      <w:pPr>
-        <w:rPr>
-          <w:rFonts w:cs="Arial"/>
-        </w:rPr>
-      </w:pPr>
-      <w:r>
-        <w:fldChar w:fldCharType="begin"/>
-      </w:r>
-      <w:r>
-        <w:instrText xml:space="preserve"> REF _Ref63289832 \h  \* MERGEFORMAT </w:instrText>
-      </w:r>
-      <w:r>
-        <w:fldChar w:fldCharType="separate"/>
-      </w:r>
-      <w:r>
-        <w:t xml:space="preserve">Figure </w:t>
-      </w:r>
-      <w:r>
-        <w:rPr>
-          <w:noProof/>
-        </w:rPr>
-        <w:t>4</w:t>
-      </w:r>
-      <w:r>
-        <w:fldChar w:fldCharType="end"/>
-      </w:r>
-      <w:r>
-        <w:t xml:space="preserve"> shows </w:t>
-      </w:r>
-      <w:r>
-        <w:t xml:space="preserve">the execution of the second </w:t>
-      </w:r>
-      <w:r>
-        <w:rPr>
-          <w:rFonts w:ascii="Courier New" w:hAnsi="Courier New" w:cs="Courier New"/>
-        </w:rPr>
-        <w:t xml:space="preserve">lw </w:t>
-      </w:r>
-      <w:r>
-        <w:t xml:space="preserve">instruction for an intermediate iteration of the loop from </w:t>
-      </w:r>
-      <w:r>
-        <w:rPr>
-          <w:iCs/>
-        </w:rPr>
-        <w:fldChar w:fldCharType="begin"/>
-      </w:r>
-      <w:r>
-        <w:rPr>
-          <w:iCs/>
-        </w:rPr>
-        <w:instrText xml:space="preserve"> REF _Ref63287856 \h </w:instrText>
-      </w:r>
-      <w:r>
-        <w:rPr>
-          <w:iCs/>
-        </w:rPr>
-      </w:r>
-      <w:r>
-        <w:rPr>
-          <w:iCs/>
-        </w:rPr>
-        <w:fldChar w:fldCharType="separate"/>
-      </w:r>
-      <w:r>
-        <w:t xml:space="preserve">Figure </w:t>
-      </w:r>
-      <w:r>
-        <w:rPr>
-          <w:noProof/>
-        </w:rPr>
-        <w:t>2</w:t>
-      </w:r>
-      <w:r>
-        <w:rPr>
-          <w:iCs/>
-        </w:rPr>
-        <w:fldChar w:fldCharType="end"/>
-      </w:r>
-      <w:r>
-        <w:t xml:space="preserve">. </w:t>
-      </w:r>
-      <w:r>
-        <w:rPr>
-          <w:rFonts w:cs="Arial"/>
-        </w:rPr>
-        <w:t xml:space="preserve">The signals shown are the ones specified in file: </w:t>
-      </w:r>
-      <w:r>
-        <w:rPr>
-          <w:rFonts w:cs="Arial"/>
+        <w:t>/</w:t>
+      </w:r>
+      <w:r>
+        <w:rPr>
           <w:i/>
           <w:iCs/>
         </w:rPr>
-        <w:t>[RVfpgaEL2</w:t>
+        <w:t>libraries/Ldscript.ld</w:t>
+      </w:r>
+      <w:r>
+        <w:t xml:space="preserve">) </w:t>
+      </w:r>
+      <w:r>
+        <w:t>will take care of the proper address assignments.</w:t>
+      </w:r>
+    </w:p>
+    <w:p>
+      <w:pPr>
+        <w:shd w:val="clear" w:color="auto" w:fill="FFFFFF" w:themeFill="background1"/>
+      </w:pPr>
+    </w:p>
+    <w:p>
+      <w:pPr>
+        <w:rPr>
+          <w:rFonts w:cs="Arial"/>
+        </w:rPr>
+      </w:pPr>
+      <w:r>
+        <w:fldChar w:fldCharType="begin"/>
+      </w:r>
+      <w:r>
+        <w:instrText xml:space="preserve"> REF _Ref63289832 \h  \* MERGEFORMAT </w:instrText>
+      </w:r>
+      <w:r>
+        <w:fldChar w:fldCharType="separate"/>
+      </w:r>
+      <w:r>
+        <w:t xml:space="preserve">Figure </w:t>
+      </w:r>
+      <w:r>
+        <w:rPr>
+          <w:noProof/>
+        </w:rPr>
+        <w:t>4</w:t>
+      </w:r>
+      <w:r>
+        <w:fldChar w:fldCharType="end"/>
+      </w:r>
+      <w:r>
+        <w:t xml:space="preserve"> shows </w:t>
+      </w:r>
+      <w:r>
+        <w:t xml:space="preserve">the execution of the second </w:t>
+      </w:r>
+      <w:r>
+        <w:rPr>
+          <w:rFonts w:ascii="Courier New" w:hAnsi="Courier New" w:cs="Courier New"/>
+        </w:rPr>
+        <w:t xml:space="preserve">lw </w:t>
+      </w:r>
+      <w:r>
+        <w:t xml:space="preserve">instruction for an intermediate iteration of the loop from </w:t>
+      </w:r>
+      <w:r>
+        <w:rPr>
+          <w:iCs/>
+        </w:rPr>
+        <w:fldChar w:fldCharType="begin"/>
+      </w:r>
+      <w:r>
+        <w:rPr>
+          <w:iCs/>
+        </w:rPr>
+        <w:instrText xml:space="preserve"> REF _Ref63287856 \h </w:instrText>
+      </w:r>
+      <w:r>
+        <w:rPr>
+          <w:iCs/>
+        </w:rPr>
+      </w:r>
+      <w:r>
+        <w:rPr>
+          <w:iCs/>
+        </w:rPr>
+        <w:fldChar w:fldCharType="separate"/>
+      </w:r>
+      <w:r>
+        <w:t xml:space="preserve">Figure </w:t>
+      </w:r>
+      <w:r>
+        <w:rPr>
+          <w:noProof/>
+        </w:rPr>
+        <w:t>2</w:t>
+      </w:r>
+      <w:r>
+        <w:rPr>
+          <w:iCs/>
+        </w:rPr>
+        <w:fldChar w:fldCharType="end"/>
+      </w:r>
+      <w:r>
+        <w:t xml:space="preserve">. </w:t>
+      </w:r>
+      <w:r>
+        <w:rPr>
+          <w:rFonts w:cs="Arial"/>
+        </w:rPr>
+        <w:t xml:space="preserve">The signals shown are the ones specified in file: </w:t>
       </w:r>
       <w:r>
         <w:rPr>
@@ -3168,7 +3192,7 @@
           <w:i/>
           <w:iCs/>
         </w:rPr>
-        <w:t>Nexys Video</w:t>
+        <w:t>[RVfpgaEL2</w:t>
       </w:r>
       <w:r>
         <w:rPr>
@@ -3176,7 +3200,23 @@
           <w:i/>
           <w:iCs/>
         </w:rPr>
-        <w:t>VideoNoDDRPath]</w:t>
+        <w:t xml:space="preserve">Nexys </w:t>
+      </w:r>
+      <w:r>
+        <w:rPr>
+          <w:rFonts w:cs="Arial"/>
+          <w:i/>
+          <w:iCs/>
+        </w:rPr>
+        <w:t>Video</w:t>
+      </w:r>
+      <w:r>
+        <w:rPr>
+          <w:rFonts w:cs="Arial"/>
+          <w:i/>
+          <w:iCs/>
+        </w:rPr>
+        <w:t>NoDDRPath]</w:t>
       </w:r>
       <w:r>
         <w:rPr>
@@ -4395,10 +4435,10 @@
             <v:path o:extrusionok="f" gradientshapeok="t" o:connecttype="rect"/>
             <o:lock v:ext="edit" aspectratio="t"/>
           </v:shapetype>
-          <v:shape id="_x0000_i1025" type="#_x0000_t75" style="width:578.8pt;height:230.45pt" o:ole="">
+          <v:shape id="_x0000_i1025" type="#_x0000_t75" style="width:578.85pt;height:230.2pt" o:ole="">
             <v:imagedata r:id="rId13" o:title=""/>
           </v:shape>
-          <o:OLEObject Type="Embed" ProgID="Visio.Drawing.15" ShapeID="_x0000_i1025" DrawAspect="Content" ObjectID="_1821806360" r:id="rId14"/>
+          <o:OLEObject Type="Embed" ProgID="Visio.Drawing.15" ShapeID="_x0000_i1025" DrawAspect="Content" ObjectID="_1821815077" r:id="rId14"/>
         </w:object>
       </w:r>
     </w:p>
@@ -7142,14 +7182,21 @@
           <w:i/>
           <w:iCs/>
         </w:rPr>
-        <w:t>Nexys Video</w:t>
+        <w:t xml:space="preserve">Nexys </w:t>
       </w:r>
       <w:r>
         <w:rPr>
           <w:i/>
           <w:iCs/>
         </w:rPr>
-        <w:t>VideoNoDDRPath]</w:t>
+        <w:t>Video</w:t>
+      </w:r>
+      <w:r>
+        <w:rPr>
+          <w:i/>
+          <w:iCs/>
+        </w:rPr>
+        <w:t>NoDDRPath]</w:t>
       </w:r>
       <w:r>
         <w:rPr>
@@ -8821,10 +8868,10 @@
       </w:pPr>
       <w:r>
         <w:object w:dxaOrig="28132" w:dyaOrig="7876" w14:anchorId="5F4FF376">
-          <v:shape id="_x0000_i1026" type="#_x0000_t75" style="width:579.55pt;height:162pt" o:ole="">
+          <v:shape id="_x0000_i1026" type="#_x0000_t75" style="width:579.45pt;height:162pt" o:ole="">
             <v:imagedata r:id="rId17" o:title=""/>
           </v:shape>
-          <o:OLEObject Type="Embed" ProgID="Visio.Drawing.15" ShapeID="_x0000_i1026" DrawAspect="Content" ObjectID="_1821806361" r:id="rId18"/>
+          <o:OLEObject Type="Embed" ProgID="Visio.Drawing.15" ShapeID="_x0000_i1026" DrawAspect="Content" ObjectID="_1821815078" r:id="rId18"/>
         </w:object>
       </w:r>
     </w:p>
@@ -11294,14 +11341,21 @@
           <w:i/>
           <w:iCs/>
         </w:rPr>
-        <w:t>Nexys Video</w:t>
+        <w:t xml:space="preserve">Nexys </w:t>
       </w:r>
       <w:r>
         <w:rPr>
           <w:i/>
           <w:iCs/>
         </w:rPr>
-        <w:t>VideoNoDDRPath]</w:t>
+        <w:t>Video</w:t>
+      </w:r>
+      <w:r>
+        <w:rPr>
+          <w:i/>
+          <w:iCs/>
+        </w:rPr>
+        <w:t>NoDDRPath]</w:t>
       </w:r>
       <w:r>
         <w:rPr>
@@ -11610,10 +11664,10 @@
       </w:pPr>
       <w:r>
         <w:object w:dxaOrig="25440" w:dyaOrig="12454" w14:anchorId="672F0CA5">
-          <v:shape id="_x0000_i1027" type="#_x0000_t75" style="width:553.4pt;height:270.35pt" o:ole="">
+          <v:shape id="_x0000_i1027" type="#_x0000_t75" style="width:553.25pt;height:270.3pt" o:ole="">
             <v:imagedata r:id="rId19" o:title=""/>
           </v:shape>
-          <o:OLEObject Type="Embed" ProgID="Visio.Drawing.15" ShapeID="_x0000_i1027" DrawAspect="Content" ObjectID="_1821806362" r:id="rId20"/>
+          <o:OLEObject Type="Embed" ProgID="Visio.Drawing.15" ShapeID="_x0000_i1027" DrawAspect="Content" ObjectID="_1821815079" r:id="rId20"/>
         </w:object>
       </w:r>
     </w:p>

--- a/RVfpga/RVfpgaEL2/RVfpga_NexysVideo-NoDDR/Labs/Lab13/RVfpga_Lab13_VeeR-EL2_NexysVideo-NoDDR.docx
+++ b/RVfpga/RVfpgaEL2/RVfpga_NexysVideo-NoDDR/Labs/Lab13/RVfpga_Lab13_VeeR-EL2_NexysVideo-NoDDR.docx
@@ -4260,7 +4260,14 @@
         <w:rPr>
           <w:iCs/>
         </w:rPr>
-        <w:t xml:space="preserve"> and the effective address is computed using the adder.</w:t>
+        <w:t xml:space="preserve"> and the </w:t>
+      </w:r>
+      <w:r>
+        <w:rPr>
+          <w:iCs/>
+        </w:rPr>
+        <w:lastRenderedPageBreak/>
+        <w:t>effective address is computed using the adder.</w:t>
       </w:r>
     </w:p>
     <w:p>
@@ -4435,10 +4442,10 @@
             <v:path o:extrusionok="f" gradientshapeok="t" o:connecttype="rect"/>
             <o:lock v:ext="edit" aspectratio="t"/>
           </v:shapetype>
-          <v:shape id="_x0000_i1025" type="#_x0000_t75" style="width:578.85pt;height:230.2pt" o:ole="">
+          <v:shape id="_x0000_i1025" type="#_x0000_t75" style="width:579pt;height:230.35pt" o:ole="">
             <v:imagedata r:id="rId13" o:title=""/>
           </v:shape>
-          <o:OLEObject Type="Embed" ProgID="Visio.Drawing.15" ShapeID="_x0000_i1025" DrawAspect="Content" ObjectID="_1821815077" r:id="rId14"/>
+          <o:OLEObject Type="Embed" ProgID="Visio.Drawing.15" ShapeID="_x0000_i1025" DrawAspect="Content" ObjectID="_1821824015" r:id="rId14"/>
         </w:object>
       </w:r>
     </w:p>
@@ -5391,7 +5398,11 @@
         <w:t>)</w:t>
       </w:r>
       <w:r>
-        <w:t xml:space="preserve"> and the enable </w:t>
+        <w:t xml:space="preserve"> </w:t>
+      </w:r>
+      <w:r>
+        <w:lastRenderedPageBreak/>
+        <w:t xml:space="preserve">and the enable </w:t>
       </w:r>
       <w:r>
         <w:t xml:space="preserve">signal </w:t>
@@ -6412,7 +6423,11 @@
         <w:t xml:space="preserve"> iterations that writes</w:t>
       </w:r>
       <w:r>
-        <w:t xml:space="preserve"> to consecutive addresses of memory. Vector A contains 10</w:t>
+        <w:t xml:space="preserve"> to </w:t>
+      </w:r>
+      <w:r>
+        <w:lastRenderedPageBreak/>
+        <w:t>consecutive addresses of memory. Vector A contains 10</w:t>
       </w:r>
       <w:r>
         <w:t>00</w:t>
@@ -8868,10 +8883,10 @@
       </w:pPr>
       <w:r>
         <w:object w:dxaOrig="28132" w:dyaOrig="7876" w14:anchorId="5F4FF376">
-          <v:shape id="_x0000_i1026" type="#_x0000_t75" style="width:579.45pt;height:162pt" o:ole="">
+          <v:shape id="_x0000_i1026" type="#_x0000_t75" style="width:579.5pt;height:161.85pt" o:ole="">
             <v:imagedata r:id="rId17" o:title=""/>
           </v:shape>
-          <o:OLEObject Type="Embed" ProgID="Visio.Drawing.15" ShapeID="_x0000_i1026" DrawAspect="Content" ObjectID="_1821815078" r:id="rId18"/>
+          <o:OLEObject Type="Embed" ProgID="Visio.Drawing.15" ShapeID="_x0000_i1026" DrawAspect="Content" ObjectID="_1821824016" r:id="rId18"/>
         </w:object>
       </w:r>
     </w:p>
@@ -10547,7 +10562,11 @@
         <w:t xml:space="preserve">only </w:t>
       </w:r>
       <w:r>
-        <w:t>stops when</w:t>
+        <w:t xml:space="preserve">stops </w:t>
+      </w:r>
+      <w:r>
+        <w:lastRenderedPageBreak/>
+        <w:t>when</w:t>
       </w:r>
       <w:r>
         <w:t xml:space="preserve"> an </w:t>
@@ -11625,7 +11644,11 @@
         <w:t>ing</w:t>
       </w:r>
       <w:r>
-        <w:t xml:space="preserve"> the requested data and insert</w:t>
+        <w:t xml:space="preserve"> the </w:t>
+      </w:r>
+      <w:r>
+        <w:lastRenderedPageBreak/>
+        <w:t>requested data and insert</w:t>
       </w:r>
       <w:r>
         <w:t>ing</w:t>
@@ -11664,10 +11687,10 @@
       </w:pPr>
       <w:r>
         <w:object w:dxaOrig="25440" w:dyaOrig="12454" w14:anchorId="672F0CA5">
-          <v:shape id="_x0000_i1027" type="#_x0000_t75" style="width:553.25pt;height:270.3pt" o:ole="">
+          <v:shape id="_x0000_i1027" type="#_x0000_t75" style="width:553.3pt;height:270.25pt" o:ole="">
             <v:imagedata r:id="rId19" o:title=""/>
           </v:shape>
-          <o:OLEObject Type="Embed" ProgID="Visio.Drawing.15" ShapeID="_x0000_i1027" DrawAspect="Content" ObjectID="_1821815079" r:id="rId20"/>
+          <o:OLEObject Type="Embed" ProgID="Visio.Drawing.15" ShapeID="_x0000_i1027" DrawAspect="Content" ObjectID="_1821824017" r:id="rId20"/>
         </w:object>
       </w:r>
     </w:p>
@@ -11935,12 +11958,10 @@
     <w:p>
       <w:pPr>
         <w:sectPr>
-          <w:headerReference w:type="even" r:id="rId21"/>
-          <w:headerReference w:type="default" r:id="rId22"/>
-          <w:footerReference w:type="even" r:id="rId23"/>
-          <w:footerReference w:type="default" r:id="rId24"/>
-          <w:headerReference w:type="first" r:id="rId25"/>
-          <w:footerReference w:type="first" r:id="rId26"/>
+          <w:headerReference w:type="default" r:id="rId21"/>
+          <w:footerReference w:type="default" r:id="rId22"/>
+          <w:headerReference w:type="first" r:id="rId23"/>
+          <w:footerReference w:type="first" r:id="rId24"/>
           <w:pgSz w:w="11906" w:h="16838"/>
           <w:pgMar w:top="1800" w:right="1440" w:bottom="1440" w:left="1440" w:header="706" w:footer="389" w:gutter="0"/>
           <w:cols w:space="720"/>
@@ -12261,7 +12282,7 @@
                     <pic:cNvPicPr/>
                   </pic:nvPicPr>
                   <pic:blipFill>
-                    <a:blip r:embed="rId27">
+                    <a:blip r:embed="rId25">
                       <a:extLst>
                         <a:ext uri="{28A0092B-C50C-407E-A947-70E740481C1C}">
                           <a14:useLocalDpi xmlns:a14="http://schemas.microsoft.com/office/drawing/2010/main" val="0"/>
@@ -13568,6 +13589,7 @@
           <w:noProof/>
           <w:lang w:val="es-ES" w:eastAsia="es-ES"/>
         </w:rPr>
+        <w:lastRenderedPageBreak/>
         <w:drawing>
           <wp:inline distT="0" distB="0" distL="0" distR="0" wp14:anchorId="3DFDD2C1" wp14:editId="47BA867A">
             <wp:extent cx="5595308" cy="3089076"/>
@@ -13584,7 +13606,7 @@
                     <pic:cNvPicPr/>
                   </pic:nvPicPr>
                   <pic:blipFill>
-                    <a:blip r:embed="rId28">
+                    <a:blip r:embed="rId26">
                       <a:extLst>
                         <a:ext uri="{28A0092B-C50C-407E-A947-70E740481C1C}">
                           <a14:useLocalDpi xmlns:a14="http://schemas.microsoft.com/office/drawing/2010/main" val="0"/>
@@ -13775,16 +13797,6 @@
 </file>
 
 <file path=word/footer1.xml><?xml version="1.0" encoding="utf-8"?>
-<w:ftr xmlns:wpc="http://schemas.microsoft.com/office/word/2010/wordprocessingCanvas" xmlns:cx="http://schemas.microsoft.com/office/drawing/2014/chartex" xmlns:cx1="http://schemas.microsoft.com/office/drawing/2015/9/8/chartex" xmlns:cx2="http://schemas.microsoft.com/office/drawing/2015/10/21/chartex" xmlns:cx3="http://schemas.microsoft.com/office/drawing/2016/5/9/chartex" xmlns:cx4="http://schemas.microsoft.com/office/drawing/2016/5/10/chartex" xmlns:cx5="http://schemas.microsoft.com/office/drawing/2016/5/11/chartex" xmlns:cx6="http://schemas.microsoft.com/office/drawing/2016/5/12/chartex" xmlns:cx7="http://schemas.microsoft.com/office/drawing/2016/5/13/chartex" xmlns:cx8="http://schemas.microsoft.com/office/drawing/2016/5/14/chartex" xmlns:mc="http://schemas.openxmlformats.org/markup-compatibility/2006" xmlns:aink="http://schemas.microsoft.com/office/drawing/2016/ink" xmlns:am3d="http://schemas.microsoft.com/office/drawing/2017/model3d" xmlns:o="urn:schemas-microsoft-com:office:office" xmlns:oel="http://schemas.microsoft.com/office/2019/extlst" xmlns:r="http://schemas.openxmlformats.org/officeDocument/2006/relationships" xmlns:m="http://schemas.openxmlformats.org/officeDocument/2006/math" xmlns:v="urn:schemas-microsoft-com:vml" xmlns:wp14="http://schemas.microsoft.com/office/word/2010/wordprocessingDrawing" xmlns:wp="http://schemas.openxmlformats.org/drawingml/2006/wordprocessingDrawing" xmlns:w10="urn:schemas-microsoft-com:office:word" xmlns:w="http://schemas.openxmlformats.org/wordprocessingml/2006/main" xmlns:w14="http://schemas.microsoft.com/office/word/2010/wordml" xmlns:w15="http://schemas.microsoft.com/office/word/2012/wordml" xmlns:w16cex="http://schemas.microsoft.com/office/word/2018/wordml/cex" xmlns:w16cid="http://schemas.microsoft.com/office/word/2016/wordml/cid" xmlns:w16="http://schemas.microsoft.com/office/word/2018/wordml" xmlns:w16du="http://schemas.microsoft.com/office/word/2023/wordml/word16du" xmlns:w16sdtdh="http://schemas.microsoft.com/office/word/2020/wordml/sdtdatahash" xmlns:w16sdtfl="http://schemas.microsoft.com/office/word/2024/wordml/sdtformatlock" xmlns:w16se="http://schemas.microsoft.com/office/word/2015/wordml/symex" xmlns:wpg="http://schemas.microsoft.com/office/word/2010/wordprocessingGroup" xmlns:wpi="http://schemas.microsoft.com/office/word/2010/wordprocessingInk" xmlns:wne="http://schemas.microsoft.com/office/word/2006/wordml" xmlns:wps="http://schemas.microsoft.com/office/word/2010/wordprocessingShape" mc:Ignorable="w14 w15 w16se w16cid w16 w16cex w16sdtdh w16sdtfl w16du wp14">
-  <w:p>
-    <w:pPr>
-      <w:pStyle w:val="a9"/>
-    </w:pPr>
-  </w:p>
-</w:ftr>
-</file>
-
-<file path=word/footer2.xml><?xml version="1.0" encoding="utf-8"?>
 <w:ftr xmlns:wpc="http://schemas.microsoft.com/office/word/2010/wordprocessingCanvas" xmlns:cx="http://schemas.microsoft.com/office/drawing/2014/chartex" xmlns:cx1="http://schemas.microsoft.com/office/drawing/2015/9/8/chartex" xmlns:cx2="http://schemas.microsoft.com/office/drawing/2015/10/21/chartex" xmlns:cx3="http://schemas.microsoft.com/office/drawing/2016/5/9/chartex" xmlns:cx4="http://schemas.microsoft.com/office/drawing/2016/5/10/chartex" xmlns:cx5="http://schemas.microsoft.com/office/drawing/2016/5/11/chartex" xmlns:cx6="http://schemas.microsoft.com/office/drawing/2016/5/12/chartex" xmlns:cx7="http://schemas.microsoft.com/office/drawing/2016/5/13/chartex" xmlns:cx8="http://schemas.microsoft.com/office/drawing/2016/5/14/chartex" xmlns:mc="http://schemas.openxmlformats.org/markup-compatibility/2006" xmlns:aink="http://schemas.microsoft.com/office/drawing/2016/ink" xmlns:am3d="http://schemas.microsoft.com/office/drawing/2017/model3d" xmlns:o="urn:schemas-microsoft-com:office:office" xmlns:oel="http://schemas.microsoft.com/office/2019/extlst" xmlns:r="http://schemas.openxmlformats.org/officeDocument/2006/relationships" xmlns:m="http://schemas.openxmlformats.org/officeDocument/2006/math" xmlns:v="urn:schemas-microsoft-com:vml" xmlns:wp14="http://schemas.microsoft.com/office/word/2010/wordprocessingDrawing" xmlns:wp="http://schemas.openxmlformats.org/drawingml/2006/wordprocessingDrawing" xmlns:w10="urn:schemas-microsoft-com:office:word" xmlns:w="http://schemas.openxmlformats.org/wordprocessingml/2006/main" xmlns:w14="http://schemas.microsoft.com/office/word/2010/wordml" xmlns:w15="http://schemas.microsoft.com/office/word/2012/wordml" xmlns:w16cex="http://schemas.microsoft.com/office/word/2018/wordml/cex" xmlns:w16cid="http://schemas.microsoft.com/office/word/2016/wordml/cid" xmlns:w16="http://schemas.microsoft.com/office/word/2018/wordml" xmlns:w16du="http://schemas.microsoft.com/office/word/2023/wordml/word16du" xmlns:w16sdtdh="http://schemas.microsoft.com/office/word/2020/wordml/sdtdatahash" xmlns:w16sdtfl="http://schemas.microsoft.com/office/word/2024/wordml/sdtformatlock" xmlns:w16se="http://schemas.microsoft.com/office/word/2015/wordml/symex" xmlns:wpg="http://schemas.microsoft.com/office/word/2010/wordprocessingGroup" xmlns:wpi="http://schemas.microsoft.com/office/word/2010/wordprocessingInk" xmlns:wne="http://schemas.microsoft.com/office/word/2006/wordml" xmlns:wps="http://schemas.microsoft.com/office/word/2010/wordprocessingShape" mc:Ignorable="w14 w15 w16se w16cid w16 w16cex w16sdtdh w16sdtfl w16du wp14">
   <w:p>
     <w:pPr>
@@ -13918,7 +13930,7 @@
 </w:ftr>
 </file>
 
-<file path=word/footer3.xml><?xml version="1.0" encoding="utf-8"?>
+<file path=word/footer2.xml><?xml version="1.0" encoding="utf-8"?>
 <w:ftr xmlns:wpc="http://schemas.microsoft.com/office/word/2010/wordprocessingCanvas" xmlns:cx="http://schemas.microsoft.com/office/drawing/2014/chartex" xmlns:cx1="http://schemas.microsoft.com/office/drawing/2015/9/8/chartex" xmlns:cx2="http://schemas.microsoft.com/office/drawing/2015/10/21/chartex" xmlns:cx3="http://schemas.microsoft.com/office/drawing/2016/5/9/chartex" xmlns:cx4="http://schemas.microsoft.com/office/drawing/2016/5/10/chartex" xmlns:cx5="http://schemas.microsoft.com/office/drawing/2016/5/11/chartex" xmlns:cx6="http://schemas.microsoft.com/office/drawing/2016/5/12/chartex" xmlns:cx7="http://schemas.microsoft.com/office/drawing/2016/5/13/chartex" xmlns:cx8="http://schemas.microsoft.com/office/drawing/2016/5/14/chartex" xmlns:mc="http://schemas.openxmlformats.org/markup-compatibility/2006" xmlns:aink="http://schemas.microsoft.com/office/drawing/2016/ink" xmlns:am3d="http://schemas.microsoft.com/office/drawing/2017/model3d" xmlns:o="urn:schemas-microsoft-com:office:office" xmlns:oel="http://schemas.microsoft.com/office/2019/extlst" xmlns:r="http://schemas.openxmlformats.org/officeDocument/2006/relationships" xmlns:m="http://schemas.openxmlformats.org/officeDocument/2006/math" xmlns:v="urn:schemas-microsoft-com:vml" xmlns:wp14="http://schemas.microsoft.com/office/word/2010/wordprocessingDrawing" xmlns:wp="http://schemas.openxmlformats.org/drawingml/2006/wordprocessingDrawing" xmlns:w10="urn:schemas-microsoft-com:office:word" xmlns:w="http://schemas.openxmlformats.org/wordprocessingml/2006/main" xmlns:w14="http://schemas.microsoft.com/office/word/2010/wordml" xmlns:w15="http://schemas.microsoft.com/office/word/2012/wordml" xmlns:w16cex="http://schemas.microsoft.com/office/word/2018/wordml/cex" xmlns:w16cid="http://schemas.microsoft.com/office/word/2016/wordml/cid" xmlns:w16="http://schemas.microsoft.com/office/word/2018/wordml" xmlns:w16du="http://schemas.microsoft.com/office/word/2023/wordml/word16du" xmlns:w16sdtdh="http://schemas.microsoft.com/office/word/2020/wordml/sdtdatahash" xmlns:w16sdtfl="http://schemas.microsoft.com/office/word/2024/wordml/sdtformatlock" xmlns:w16se="http://schemas.microsoft.com/office/word/2015/wordml/symex" xmlns:wpg="http://schemas.microsoft.com/office/word/2010/wordprocessingGroup" xmlns:wpi="http://schemas.microsoft.com/office/word/2010/wordprocessingInk" xmlns:wne="http://schemas.microsoft.com/office/word/2006/wordml" xmlns:wps="http://schemas.microsoft.com/office/word/2010/wordprocessingShape" mc:Ignorable="w14 w15 w16se w16cid w16 w16cex w16sdtdh w16sdtfl w16du wp14">
   <w:p>
     <w:pPr>
@@ -14037,16 +14049,6 @@
     <w:pPr>
       <w:pStyle w:val="ab"/>
     </w:pPr>
-  </w:p>
-</w:hdr>
-</file>
-
-<file path=word/header2.xml><?xml version="1.0" encoding="utf-8"?>
-<w:hdr xmlns:wpc="http://schemas.microsoft.com/office/word/2010/wordprocessingCanvas" xmlns:cx="http://schemas.microsoft.com/office/drawing/2014/chartex" xmlns:cx1="http://schemas.microsoft.com/office/drawing/2015/9/8/chartex" xmlns:cx2="http://schemas.microsoft.com/office/drawing/2015/10/21/chartex" xmlns:cx3="http://schemas.microsoft.com/office/drawing/2016/5/9/chartex" xmlns:cx4="http://schemas.microsoft.com/office/drawing/2016/5/10/chartex" xmlns:cx5="http://schemas.microsoft.com/office/drawing/2016/5/11/chartex" xmlns:cx6="http://schemas.microsoft.com/office/drawing/2016/5/12/chartex" xmlns:cx7="http://schemas.microsoft.com/office/drawing/2016/5/13/chartex" xmlns:cx8="http://schemas.microsoft.com/office/drawing/2016/5/14/chartex" xmlns:mc="http://schemas.openxmlformats.org/markup-compatibility/2006" xmlns:aink="http://schemas.microsoft.com/office/drawing/2016/ink" xmlns:am3d="http://schemas.microsoft.com/office/drawing/2017/model3d" xmlns:o="urn:schemas-microsoft-com:office:office" xmlns:oel="http://schemas.microsoft.com/office/2019/extlst" xmlns:r="http://schemas.openxmlformats.org/officeDocument/2006/relationships" xmlns:m="http://schemas.openxmlformats.org/officeDocument/2006/math" xmlns:v="urn:schemas-microsoft-com:vml" xmlns:wp14="http://schemas.microsoft.com/office/word/2010/wordprocessingDrawing" xmlns:wp="http://schemas.openxmlformats.org/drawingml/2006/wordprocessingDrawing" xmlns:w10="urn:schemas-microsoft-com:office:word" xmlns:w="http://schemas.openxmlformats.org/wordprocessingml/2006/main" xmlns:w14="http://schemas.microsoft.com/office/word/2010/wordml" xmlns:w15="http://schemas.microsoft.com/office/word/2012/wordml" xmlns:w16cex="http://schemas.microsoft.com/office/word/2018/wordml/cex" xmlns:w16cid="http://schemas.microsoft.com/office/word/2016/wordml/cid" xmlns:w16="http://schemas.microsoft.com/office/word/2018/wordml" xmlns:w16du="http://schemas.microsoft.com/office/word/2023/wordml/word16du" xmlns:w16sdtdh="http://schemas.microsoft.com/office/word/2020/wordml/sdtdatahash" xmlns:w16sdtfl="http://schemas.microsoft.com/office/word/2024/wordml/sdtformatlock" xmlns:w16se="http://schemas.microsoft.com/office/word/2015/wordml/symex" xmlns:wpg="http://schemas.microsoft.com/office/word/2010/wordprocessingGroup" xmlns:wpi="http://schemas.microsoft.com/office/word/2010/wordprocessingInk" xmlns:wne="http://schemas.microsoft.com/office/word/2006/wordml" xmlns:wps="http://schemas.microsoft.com/office/word/2010/wordprocessingShape" mc:Ignorable="w14 w15 w16se w16cid w16 w16cex w16sdtdh w16sdtfl w16du wp14">
-  <w:p>
-    <w:pPr>
-      <w:pStyle w:val="ab"/>
-    </w:pPr>
     <w:r>
       <w:rPr>
         <w:noProof/>
@@ -14102,7 +14104,7 @@
 </w:hdr>
 </file>
 
-<file path=word/header3.xml><?xml version="1.0" encoding="utf-8"?>
+<file path=word/header2.xml><?xml version="1.0" encoding="utf-8"?>
 <w:hdr xmlns:wpc="http://schemas.microsoft.com/office/word/2010/wordprocessingCanvas" xmlns:cx="http://schemas.microsoft.com/office/drawing/2014/chartex" xmlns:cx1="http://schemas.microsoft.com/office/drawing/2015/9/8/chartex" xmlns:cx2="http://schemas.microsoft.com/office/drawing/2015/10/21/chartex" xmlns:cx3="http://schemas.microsoft.com/office/drawing/2016/5/9/chartex" xmlns:cx4="http://schemas.microsoft.com/office/drawing/2016/5/10/chartex" xmlns:cx5="http://schemas.microsoft.com/office/drawing/2016/5/11/chartex" xmlns:cx6="http://schemas.microsoft.com/office/drawing/2016/5/12/chartex" xmlns:cx7="http://schemas.microsoft.com/office/drawing/2016/5/13/chartex" xmlns:cx8="http://schemas.microsoft.com/office/drawing/2016/5/14/chartex" xmlns:mc="http://schemas.openxmlformats.org/markup-compatibility/2006" xmlns:aink="http://schemas.microsoft.com/office/drawing/2016/ink" xmlns:am3d="http://schemas.microsoft.com/office/drawing/2017/model3d" xmlns:o="urn:schemas-microsoft-com:office:office" xmlns:oel="http://schemas.microsoft.com/office/2019/extlst" xmlns:r="http://schemas.openxmlformats.org/officeDocument/2006/relationships" xmlns:m="http://schemas.openxmlformats.org/officeDocument/2006/math" xmlns:v="urn:schemas-microsoft-com:vml" xmlns:wp14="http://schemas.microsoft.com/office/word/2010/wordprocessingDrawing" xmlns:wp="http://schemas.openxmlformats.org/drawingml/2006/wordprocessingDrawing" xmlns:w10="urn:schemas-microsoft-com:office:word" xmlns:w="http://schemas.openxmlformats.org/wordprocessingml/2006/main" xmlns:w14="http://schemas.microsoft.com/office/word/2010/wordml" xmlns:w15="http://schemas.microsoft.com/office/word/2012/wordml" xmlns:w16cex="http://schemas.microsoft.com/office/word/2018/wordml/cex" xmlns:w16cid="http://schemas.microsoft.com/office/word/2016/wordml/cid" xmlns:w16="http://schemas.microsoft.com/office/word/2018/wordml" xmlns:w16du="http://schemas.microsoft.com/office/word/2023/wordml/word16du" xmlns:w16sdtdh="http://schemas.microsoft.com/office/word/2020/wordml/sdtdatahash" xmlns:w16sdtfl="http://schemas.microsoft.com/office/word/2024/wordml/sdtformatlock" xmlns:w16se="http://schemas.microsoft.com/office/word/2015/wordml/symex" xmlns:wpg="http://schemas.microsoft.com/office/word/2010/wordprocessingGroup" xmlns:wpi="http://schemas.microsoft.com/office/word/2010/wordprocessingInk" xmlns:wne="http://schemas.microsoft.com/office/word/2006/wordml" xmlns:wps="http://schemas.microsoft.com/office/word/2010/wordprocessingShape" mc:Ignorable="w14 w15 w16se w16cid w16 w16cex w16sdtdh w16sdtfl w16du wp14">
   <w:tbl>
     <w:tblPr>
